--- a/Progres-Fatimah/Jurnal Submit/submit/MAB/Agus Limanto/DATA PENULIS Lengkap ttd.docx
+++ b/Progres-Fatimah/Jurnal Submit/submit/MAB/Agus Limanto/DATA PENULIS Lengkap ttd.docx
@@ -1,6 +1,6 @@
 
 <file path=word/document.xml><?xml version="1.0" encoding="utf-8"?>
-<w:document xmlns:wpc="http://schemas.microsoft.com/office/word/2010/wordprocessingCanvas" xmlns:cx="http://schemas.microsoft.com/office/drawing/2014/chartex" xmlns:cx1="http://schemas.microsoft.com/office/drawing/2015/9/8/chartex" xmlns:cx2="http://schemas.microsoft.com/office/drawing/2015/10/21/chartex" xmlns:cx3="http://schemas.microsoft.com/office/drawing/2016/5/9/chartex" xmlns:cx4="http://schemas.microsoft.com/office/drawing/2016/5/10/chartex" xmlns:cx5="http://schemas.microsoft.com/office/drawing/2016/5/11/chartex" xmlns:cx6="http://schemas.microsoft.com/office/drawing/2016/5/12/chartex" xmlns:cx7="http://schemas.microsoft.com/office/drawing/2016/5/13/chartex" xmlns:cx8="http://schemas.microsoft.com/office/drawing/2016/5/14/chartex" xmlns:mc="http://schemas.openxmlformats.org/markup-compatibility/2006" xmlns:aink="http://schemas.microsoft.com/office/drawing/2016/ink" xmlns:am3d="http://schemas.microsoft.com/office/drawing/2017/model3d" xmlns:o="urn:schemas-microsoft-com:office:office" xmlns:oel="http://schemas.microsoft.com/office/2019/extlst" xmlns:r="http://schemas.openxmlformats.org/officeDocument/2006/relationships" xmlns:m="http://schemas.openxmlformats.org/officeDocument/2006/math" xmlns:v="urn:schemas-microsoft-com:vml" xmlns:wp14="http://schemas.microsoft.com/office/word/2010/wordprocessingDrawing" xmlns:wp="http://schemas.openxmlformats.org/drawingml/2006/wordprocessingDrawing" xmlns:w10="urn:schemas-microsoft-com:office:word" xmlns:w="http://schemas.openxmlformats.org/wordprocessingml/2006/main" xmlns:w14="http://schemas.microsoft.com/office/word/2010/wordml" xmlns:w15="http://schemas.microsoft.com/office/word/2012/wordml" xmlns:w16cei="http://schemas.microsoft.com/office/word/2026/wordml/cei" xmlns:w16cex="http://schemas.microsoft.com/office/word/2018/wordml/cex" xmlns:w16cid="http://schemas.microsoft.com/office/word/2016/wordml/cid" xmlns:w16="http://schemas.microsoft.com/office/word/2018/wordml" xmlns:w16du="http://schemas.microsoft.com/office/word/2023/wordml/word16du" xmlns:w16sdtdh="http://schemas.microsoft.com/office/word/2020/wordml/sdtdatahash" xmlns:w16sdtfl="http://schemas.microsoft.com/office/word/2024/wordml/sdtformatlock" xmlns:w16se="http://schemas.microsoft.com/office/word/2015/wordml/symex" xmlns:wpg="http://schemas.microsoft.com/office/word/2010/wordprocessingGroup" xmlns:wpi="http://schemas.microsoft.com/office/word/2010/wordprocessingInk" xmlns:wne="http://schemas.microsoft.com/office/word/2006/wordml" xmlns:wps="http://schemas.microsoft.com/office/word/2010/wordprocessingShape" mc:Ignorable="w14 w15 w16se w16cid w16 w16cex w16sdtdh w16sdtfl w16du wp14">
+<w:document xmlns:wpc="http://schemas.microsoft.com/office/word/2010/wordprocessingCanvas" xmlns:cx="http://schemas.microsoft.com/office/drawing/2014/chartex" xmlns:cx1="http://schemas.microsoft.com/office/drawing/2015/9/8/chartex" xmlns:cx2="http://schemas.microsoft.com/office/drawing/2015/10/21/chartex" xmlns:cx3="http://schemas.microsoft.com/office/drawing/2016/5/9/chartex" xmlns:cx4="http://schemas.microsoft.com/office/drawing/2016/5/10/chartex" xmlns:cx5="http://schemas.microsoft.com/office/drawing/2016/5/11/chartex" xmlns:cx6="http://schemas.microsoft.com/office/drawing/2016/5/12/chartex" xmlns:cx7="http://schemas.microsoft.com/office/drawing/2016/5/13/chartex" xmlns:cx8="http://schemas.microsoft.com/office/drawing/2016/5/14/chartex" xmlns:mc="http://schemas.openxmlformats.org/markup-compatibility/2006" xmlns:aink="http://schemas.microsoft.com/office/drawing/2016/ink" xmlns:am3d="http://schemas.microsoft.com/office/drawing/2017/model3d" xmlns:o="urn:schemas-microsoft-com:office:office" xmlns:oel="http://schemas.microsoft.com/office/2019/extlst" xmlns:r="http://schemas.openxmlformats.org/officeDocument/2006/relationships" xmlns:m="http://schemas.openxmlformats.org/officeDocument/2006/math" xmlns:v="urn:schemas-microsoft-com:vml" xmlns:wp14="http://schemas.microsoft.com/office/word/2010/wordprocessingDrawing" xmlns:wp="http://schemas.openxmlformats.org/drawingml/2006/wordprocessingDrawing" xmlns:w10="urn:schemas-microsoft-com:office:word" xmlns:w="http://schemas.openxmlformats.org/wordprocessingml/2006/main" xmlns:w14="http://schemas.microsoft.com/office/word/2010/wordml" xmlns:w15="http://schemas.microsoft.com/office/word/2012/wordml" xmlns:w16cex="http://schemas.microsoft.com/office/word/2018/wordml/cex" xmlns:w16cid="http://schemas.microsoft.com/office/word/2016/wordml/cid" xmlns:w16="http://schemas.microsoft.com/office/word/2018/wordml" xmlns:w16du="http://schemas.microsoft.com/office/word/2023/wordml/word16du" xmlns:w16sdtdh="http://schemas.microsoft.com/office/word/2020/wordml/sdtdatahash" xmlns:w16sdtfl="http://schemas.microsoft.com/office/word/2024/wordml/sdtformatlock" xmlns:w16se="http://schemas.microsoft.com/office/word/2015/wordml/symex" xmlns:wpg="http://schemas.microsoft.com/office/word/2010/wordprocessingGroup" xmlns:wpi="http://schemas.microsoft.com/office/word/2010/wordprocessingInk" xmlns:wne="http://schemas.microsoft.com/office/word/2006/wordml" xmlns:wps="http://schemas.microsoft.com/office/word/2010/wordprocessingShape" mc:Ignorable="w14 w15 w16se w16cid w16 w16cex w16sdtdh w16sdtfl w16du wp14">
   <w:body>
     <w:p>
       <w:pPr>
@@ -27,19 +27,19 @@
         <w:tblLook w:val="04A0" w:firstRow="1" w:lastRow="0" w:firstColumn="1" w:lastColumn="0" w:noHBand="0" w:noVBand="1"/>
       </w:tblPr>
       <w:tblGrid>
-        <w:gridCol w:w="509"/>
-        <w:gridCol w:w="1400"/>
-        <w:gridCol w:w="1568"/>
-        <w:gridCol w:w="1439"/>
-        <w:gridCol w:w="3623"/>
-        <w:gridCol w:w="2351"/>
-        <w:gridCol w:w="888"/>
-        <w:gridCol w:w="2170"/>
+        <w:gridCol w:w="506"/>
+        <w:gridCol w:w="1388"/>
+        <w:gridCol w:w="1553"/>
+        <w:gridCol w:w="1426"/>
+        <w:gridCol w:w="3586"/>
+        <w:gridCol w:w="2327"/>
+        <w:gridCol w:w="881"/>
+        <w:gridCol w:w="2281"/>
       </w:tblGrid>
       <w:tr>
         <w:tc>
           <w:tcPr>
-            <w:tcW w:w="511" w:type="dxa"/>
+            <w:tcW w:w="510" w:type="dxa"/>
           </w:tcPr>
           <w:p>
             <w:pPr>
@@ -60,7 +60,7 @@
         </w:tc>
         <w:tc>
           <w:tcPr>
-            <w:tcW w:w="1407" w:type="dxa"/>
+            <w:tcW w:w="1406" w:type="dxa"/>
           </w:tcPr>
           <w:p>
             <w:pPr>
@@ -95,7 +95,7 @@
         </w:tc>
         <w:tc>
           <w:tcPr>
-            <w:tcW w:w="1580" w:type="dxa"/>
+            <w:tcW w:w="1577" w:type="dxa"/>
           </w:tcPr>
           <w:p>
             <w:pPr>
@@ -116,7 +116,7 @@
         </w:tc>
         <w:tc>
           <w:tcPr>
-            <w:tcW w:w="1443" w:type="dxa"/>
+            <w:tcW w:w="1222" w:type="dxa"/>
           </w:tcPr>
           <w:p>
             <w:pPr>
@@ -158,7 +158,7 @@
         </w:tc>
         <w:tc>
           <w:tcPr>
-            <w:tcW w:w="2299" w:type="dxa"/>
+            <w:tcW w:w="2357" w:type="dxa"/>
           </w:tcPr>
           <w:p>
             <w:pPr>
@@ -179,7 +179,7 @@
         </w:tc>
         <w:tc>
           <w:tcPr>
-            <w:tcW w:w="1182" w:type="dxa"/>
+            <w:tcW w:w="1067" w:type="dxa"/>
           </w:tcPr>
           <w:p>
             <w:pPr>
@@ -200,7 +200,7 @@
         </w:tc>
         <w:tc>
           <w:tcPr>
-            <w:tcW w:w="1642" w:type="dxa"/>
+            <w:tcW w:w="2176" w:type="dxa"/>
           </w:tcPr>
           <w:p>
             <w:pPr>
@@ -223,27 +223,299 @@
       <w:tr>
         <w:tc>
           <w:tcPr>
-            <w:tcW w:w="511" w:type="dxa"/>
-          </w:tcPr>
-          <w:p>
-            <w:r>
+            <w:tcW w:w="510" w:type="dxa"/>
+          </w:tcPr>
+          <w:p>
+            <w:pPr>
+              <w:jc w:val="center"/>
+              <w:rPr>
+                <w:b/>
+                <w:bCs/>
+              </w:rPr>
+            </w:pPr>
+            <w:r>
+              <w:rPr>
+                <w:b/>
+                <w:bCs/>
+              </w:rPr>
               <w:t>1</w:t>
             </w:r>
           </w:p>
         </w:tc>
         <w:tc>
           <w:tcPr>
-            <w:tcW w:w="1407" w:type="dxa"/>
-          </w:tcPr>
-          <w:p>
-            <w:r>
-              <w:t>Glenn Marchelinno Souissa</w:t>
-            </w:r>
-          </w:p>
-        </w:tc>
-        <w:tc>
-          <w:tcPr>
-            <w:tcW w:w="1580" w:type="dxa"/>
+            <w:tcW w:w="1406" w:type="dxa"/>
+          </w:tcPr>
+          <w:p>
+            <w:pPr>
+              <w:jc w:val="center"/>
+              <w:rPr>
+                <w:b/>
+                <w:bCs/>
+              </w:rPr>
+            </w:pPr>
+            <w:r>
+              <w:t xml:space="preserve">Agus </w:t>
+            </w:r>
+            <w:proofErr w:type="spellStart"/>
+            <w:r>
+              <w:t>Limanto</w:t>
+            </w:r>
+            <w:proofErr w:type="spellEnd"/>
+            <w:r>
+              <w:t>*</w:t>
+            </w:r>
+          </w:p>
+        </w:tc>
+        <w:tc>
+          <w:tcPr>
+            <w:tcW w:w="1577" w:type="dxa"/>
+          </w:tcPr>
+          <w:p>
+            <w:pPr>
+              <w:jc w:val="center"/>
+              <w:rPr>
+                <w:b/>
+                <w:bCs/>
+              </w:rPr>
+            </w:pPr>
+            <w:r>
+              <w:rPr>
+                <w:i/>
+                <w:iCs/>
+              </w:rPr>
+              <w:t>⁶</w:t>
+            </w:r>
+            <w:r>
+              <w:rPr>
+                <w:i/>
+                <w:iCs/>
+              </w:rPr>
+              <w:t>Department of Biochemistry and Biomolecular</w:t>
+            </w:r>
+            <w:r>
+              <w:rPr>
+                <w:i/>
+                <w:iCs/>
+              </w:rPr>
+              <w:t xml:space="preserve">, Faculty of Medicine and Health Sciences, </w:t>
+            </w:r>
+            <w:proofErr w:type="spellStart"/>
+            <w:r>
+              <w:rPr>
+                <w:i/>
+                <w:iCs/>
+              </w:rPr>
+              <w:t>Krida</w:t>
+            </w:r>
+            <w:proofErr w:type="spellEnd"/>
+            <w:r>
+              <w:rPr>
+                <w:i/>
+                <w:iCs/>
+              </w:rPr>
+              <w:t xml:space="preserve"> </w:t>
+            </w:r>
+            <w:proofErr w:type="spellStart"/>
+            <w:r>
+              <w:rPr>
+                <w:i/>
+                <w:iCs/>
+              </w:rPr>
+              <w:t>Wacana</w:t>
+            </w:r>
+            <w:proofErr w:type="spellEnd"/>
+            <w:r>
+              <w:rPr>
+                <w:i/>
+                <w:iCs/>
+              </w:rPr>
+              <w:t xml:space="preserve"> Christian University, West Jakarta, 11510, Indonesi</w:t>
+            </w:r>
+            <w:r>
+              <w:rPr>
+                <w:i/>
+                <w:iCs/>
+              </w:rPr>
+              <w:t>a</w:t>
+            </w:r>
+          </w:p>
+        </w:tc>
+        <w:tc>
+          <w:tcPr>
+            <w:tcW w:w="1222" w:type="dxa"/>
+          </w:tcPr>
+          <w:p>
+            <w:pPr>
+              <w:jc w:val="center"/>
+              <w:rPr>
+                <w:b/>
+                <w:bCs/>
+              </w:rPr>
+            </w:pPr>
+            <w:r>
+              <w:t>08176777781</w:t>
+            </w:r>
+          </w:p>
+        </w:tc>
+        <w:tc>
+          <w:tcPr>
+            <w:tcW w:w="3633" w:type="dxa"/>
+          </w:tcPr>
+          <w:p>
+            <w:pPr>
+              <w:jc w:val="center"/>
+              <w:rPr>
+                <w:b/>
+                <w:bCs/>
+              </w:rPr>
+            </w:pPr>
+            <w:r>
+              <w:t>agus.limanto@ukrida.ac.id</w:t>
+            </w:r>
+          </w:p>
+        </w:tc>
+        <w:tc>
+          <w:tcPr>
+            <w:tcW w:w="2357" w:type="dxa"/>
+          </w:tcPr>
+          <w:p>
+            <w:r>
+              <w:t>https://orcid.org/0000-0002-6037-1271</w:t>
+            </w:r>
+          </w:p>
+          <w:p>
+            <w:pPr>
+              <w:jc w:val="center"/>
+              <w:rPr>
+                <w:b/>
+                <w:bCs/>
+              </w:rPr>
+            </w:pPr>
+          </w:p>
+        </w:tc>
+        <w:tc>
+          <w:tcPr>
+            <w:tcW w:w="1067" w:type="dxa"/>
+          </w:tcPr>
+          <w:p>
+            <w:pPr>
+              <w:jc w:val="center"/>
+              <w:rPr>
+                <w:b/>
+                <w:bCs/>
+              </w:rPr>
+            </w:pPr>
+          </w:p>
+        </w:tc>
+        <w:tc>
+          <w:tcPr>
+            <w:tcW w:w="2176" w:type="dxa"/>
+          </w:tcPr>
+          <w:p>
+            <w:pPr>
+              <w:jc w:val="center"/>
+              <w:rPr>
+                <w:b/>
+                <w:bCs/>
+              </w:rPr>
+            </w:pPr>
+            <w:r>
+              <w:rPr>
+                <w:noProof/>
+              </w:rPr>
+              <mc:AlternateContent>
+                <mc:Choice Requires="wpi">
+                  <w:drawing>
+                    <wp:anchor distT="0" distB="0" distL="114300" distR="114300" simplePos="0" relativeHeight="251666432" behindDoc="0" locked="0" layoutInCell="1" allowOverlap="1" wp14:anchorId="7A765358" wp14:editId="2868615D">
+                      <wp:simplePos x="0" y="0"/>
+                      <wp:positionH relativeFrom="column">
+                        <wp:posOffset>295910</wp:posOffset>
+                      </wp:positionH>
+                      <wp:positionV relativeFrom="paragraph">
+                        <wp:posOffset>123190</wp:posOffset>
+                      </wp:positionV>
+                      <wp:extent cx="601920" cy="875205"/>
+                      <wp:effectExtent l="57150" t="57150" r="27305" b="58420"/>
+                      <wp:wrapNone/>
+                      <wp:docPr id="2013992805" name="Ink 18"/>
+                      <wp:cNvGraphicFramePr/>
+                      <a:graphic xmlns:a="http://schemas.openxmlformats.org/drawingml/2006/main">
+                        <a:graphicData uri="http://schemas.microsoft.com/office/word/2010/wordprocessingInk">
+                          <w14:contentPart bwMode="auto" r:id="rId5">
+                            <w14:nvContentPartPr>
+                              <w14:cNvContentPartPr/>
+                            </w14:nvContentPartPr>
+                            <w14:xfrm>
+                              <a:off x="0" y="0"/>
+                              <a:ext cx="601920" cy="875205"/>
+                            </w14:xfrm>
+                          </w14:contentPart>
+                        </a:graphicData>
+                      </a:graphic>
+                    </wp:anchor>
+                  </w:drawing>
+                </mc:Choice>
+                <mc:Fallback>
+                  <w:pict>
+                    <v:shapetype w14:anchorId="6CF22F9F" id="_x0000_t75" coordsize="21600,21600" o:spt="75" o:preferrelative="t" path="m@4@5l@4@11@9@11@9@5xe" filled="f" stroked="f">
+                      <v:stroke joinstyle="miter"/>
+                      <v:formulas>
+                        <v:f eqn="if lineDrawn pixelLineWidth 0"/>
+                        <v:f eqn="sum @0 1 0"/>
+                        <v:f eqn="sum 0 0 @1"/>
+                        <v:f eqn="prod @2 1 2"/>
+                        <v:f eqn="prod @3 21600 pixelWidth"/>
+                        <v:f eqn="prod @3 21600 pixelHeight"/>
+                        <v:f eqn="sum @0 0 1"/>
+                        <v:f eqn="prod @6 1 2"/>
+                        <v:f eqn="prod @7 21600 pixelWidth"/>
+                        <v:f eqn="sum @8 21600 0"/>
+                        <v:f eqn="prod @7 21600 pixelHeight"/>
+                        <v:f eqn="sum @10 21600 0"/>
+                      </v:formulas>
+                      <v:path o:extrusionok="f" gradientshapeok="t" o:connecttype="rect"/>
+                      <o:lock v:ext="edit" aspectratio="t"/>
+                    </v:shapetype>
+                    <v:shape id="Ink 18" o:spid="_x0000_s1026" type="#_x0000_t75" style="position:absolute;margin-left:22.6pt;margin-top:9pt;width:48.85pt;height:70.3pt;z-index:251666432;visibility:visible;mso-wrap-style:square;mso-wrap-distance-left:9pt;mso-wrap-distance-top:0;mso-wrap-distance-right:9pt;mso-wrap-distance-bottom:0;mso-position-horizontal:absolute;mso-position-horizontal-relative:text;mso-position-vertical:absolute;mso-position-vertical-relative:text" o:gfxdata="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">
+                      <v:imagedata r:id="rId6" o:title=""/>
+                    </v:shape>
+                  </w:pict>
+                </mc:Fallback>
+              </mc:AlternateContent>
+            </w:r>
+          </w:p>
+        </w:tc>
+      </w:tr>
+      <w:tr>
+        <w:tc>
+          <w:tcPr>
+            <w:tcW w:w="510" w:type="dxa"/>
+          </w:tcPr>
+          <w:p>
+            <w:r>
+              <w:t>2</w:t>
+            </w:r>
+          </w:p>
+        </w:tc>
+        <w:tc>
+          <w:tcPr>
+            <w:tcW w:w="1406" w:type="dxa"/>
+          </w:tcPr>
+          <w:p>
+            <w:r>
+              <w:t xml:space="preserve">Glenn Marchelinno </w:t>
+            </w:r>
+            <w:proofErr w:type="spellStart"/>
+            <w:r>
+              <w:t>Souissa</w:t>
+            </w:r>
+            <w:proofErr w:type="spellEnd"/>
+          </w:p>
+        </w:tc>
+        <w:tc>
+          <w:tcPr>
+            <w:tcW w:w="1577" w:type="dxa"/>
           </w:tcPr>
           <w:p>
             <w:pPr>
@@ -257,13 +529,53 @@
                 <w:i/>
                 <w:iCs/>
               </w:rPr>
-              <w:t>School of Medicine, Faculty of Medicine and Health Sciences, Krida Wacana Christian University, West Jakarta, 11510, Indonesia</w:t>
-            </w:r>
-          </w:p>
-        </w:tc>
-        <w:tc>
-          <w:tcPr>
-            <w:tcW w:w="1443" w:type="dxa"/>
+              <w:t xml:space="preserve">School of Medicine, Faculty of Medicine and Health Sciences, </w:t>
+            </w:r>
+            <w:proofErr w:type="spellStart"/>
+            <w:r>
+              <w:rPr>
+                <w:i/>
+                <w:iCs/>
+              </w:rPr>
+              <w:t>Krida</w:t>
+            </w:r>
+            <w:proofErr w:type="spellEnd"/>
+            <w:r>
+              <w:rPr>
+                <w:i/>
+                <w:iCs/>
+              </w:rPr>
+              <w:t xml:space="preserve"> </w:t>
+            </w:r>
+            <w:proofErr w:type="spellStart"/>
+            <w:r>
+              <w:rPr>
+                <w:i/>
+                <w:iCs/>
+              </w:rPr>
+              <w:t>Wacana</w:t>
+            </w:r>
+            <w:proofErr w:type="spellEnd"/>
+            <w:r>
+              <w:rPr>
+                <w:i/>
+                <w:iCs/>
+              </w:rPr>
+              <w:t xml:space="preserve"> Christian University, West Jakarta, </w:t>
+            </w:r>
+            <w:r>
+              <w:rPr>
+                <w:i/>
+                <w:iCs/>
+              </w:rPr>
+              <w:lastRenderedPageBreak/>
+              <w:t>11510, Indonesia</w:t>
+            </w:r>
+          </w:p>
+        </w:tc>
+        <w:tc>
+          <w:tcPr>
+            <w:tcW w:w="1222" w:type="dxa"/>
           </w:tcPr>
           <w:p/>
         </w:tc>
@@ -279,7 +591,7 @@
         </w:tc>
         <w:tc>
           <w:tcPr>
-            <w:tcW w:w="2299" w:type="dxa"/>
+            <w:tcW w:w="2357" w:type="dxa"/>
           </w:tcPr>
           <w:p>
             <w:r>
@@ -289,13 +601,13 @@
         </w:tc>
         <w:tc>
           <w:tcPr>
-            <w:tcW w:w="1182" w:type="dxa"/>
+            <w:tcW w:w="1067" w:type="dxa"/>
           </w:tcPr>
           <w:p/>
         </w:tc>
         <w:tc>
           <w:tcPr>
-            <w:tcW w:w="1642" w:type="dxa"/>
+            <w:tcW w:w="2176" w:type="dxa"/>
           </w:tcPr>
           <w:p>
             <w:r>
@@ -320,7 +632,7 @@
                           </pic:cNvPicPr>
                         </pic:nvPicPr>
                         <pic:blipFill>
-                          <a:blip r:embed="rId5" cstate="print">
+                          <a:blip r:embed="rId7" cstate="print">
                             <a:extLst>
                               <a:ext uri="{28A0092B-C50C-407E-A947-70E740481C1C}">
                                 <a14:useLocalDpi xmlns:a14="http://schemas.microsoft.com/office/drawing/2010/main" val="0"/>
@@ -354,27 +666,32 @@
       <w:tr>
         <w:tc>
           <w:tcPr>
-            <w:tcW w:w="511" w:type="dxa"/>
-          </w:tcPr>
-          <w:p>
-            <w:r>
-              <w:t>2</w:t>
-            </w:r>
-          </w:p>
-        </w:tc>
-        <w:tc>
-          <w:tcPr>
-            <w:tcW w:w="1407" w:type="dxa"/>
-          </w:tcPr>
-          <w:p>
-            <w:r>
-              <w:t>Bryan Christopher Wiraputra</w:t>
-            </w:r>
-          </w:p>
-        </w:tc>
-        <w:tc>
-          <w:tcPr>
-            <w:tcW w:w="1580" w:type="dxa"/>
+            <w:tcW w:w="510" w:type="dxa"/>
+          </w:tcPr>
+          <w:p>
+            <w:r>
+              <w:t>3</w:t>
+            </w:r>
+          </w:p>
+        </w:tc>
+        <w:tc>
+          <w:tcPr>
+            <w:tcW w:w="1406" w:type="dxa"/>
+          </w:tcPr>
+          <w:p>
+            <w:r>
+              <w:t xml:space="preserve">Bryan Christopher </w:t>
+            </w:r>
+            <w:proofErr w:type="spellStart"/>
+            <w:r>
+              <w:t>Wiraputra</w:t>
+            </w:r>
+            <w:proofErr w:type="spellEnd"/>
+          </w:p>
+        </w:tc>
+        <w:tc>
+          <w:tcPr>
+            <w:tcW w:w="1577" w:type="dxa"/>
           </w:tcPr>
           <w:p>
             <w:r>
@@ -385,13 +702,45 @@
                 <w:i/>
                 <w:iCs/>
               </w:rPr>
-              <w:t>School of Medicine, Faculty of Medicine and Health Sciences, Krida Wacana Christian University, West Jakarta, 11510, Indonesia</w:t>
-            </w:r>
-          </w:p>
-        </w:tc>
-        <w:tc>
-          <w:tcPr>
-            <w:tcW w:w="1443" w:type="dxa"/>
+              <w:t xml:space="preserve">School of Medicine, Faculty of Medicine and Health Sciences, </w:t>
+            </w:r>
+            <w:proofErr w:type="spellStart"/>
+            <w:r>
+              <w:rPr>
+                <w:i/>
+                <w:iCs/>
+              </w:rPr>
+              <w:t>Krida</w:t>
+            </w:r>
+            <w:proofErr w:type="spellEnd"/>
+            <w:r>
+              <w:rPr>
+                <w:i/>
+                <w:iCs/>
+              </w:rPr>
+              <w:t xml:space="preserve"> </w:t>
+            </w:r>
+            <w:proofErr w:type="spellStart"/>
+            <w:r>
+              <w:rPr>
+                <w:i/>
+                <w:iCs/>
+              </w:rPr>
+              <w:t>Wacana</w:t>
+            </w:r>
+            <w:proofErr w:type="spellEnd"/>
+            <w:r>
+              <w:rPr>
+                <w:i/>
+                <w:iCs/>
+              </w:rPr>
+              <w:t xml:space="preserve"> Christian University, West Jakarta, 11510, Indonesia</w:t>
+            </w:r>
+          </w:p>
+        </w:tc>
+        <w:tc>
+          <w:tcPr>
+            <w:tcW w:w="1222" w:type="dxa"/>
           </w:tcPr>
           <w:p/>
         </w:tc>
@@ -407,7 +756,7 @@
         </w:tc>
         <w:tc>
           <w:tcPr>
-            <w:tcW w:w="2299" w:type="dxa"/>
+            <w:tcW w:w="2357" w:type="dxa"/>
           </w:tcPr>
           <w:p>
             <w:r>
@@ -420,13 +769,13 @@
         </w:tc>
         <w:tc>
           <w:tcPr>
-            <w:tcW w:w="1182" w:type="dxa"/>
+            <w:tcW w:w="1067" w:type="dxa"/>
           </w:tcPr>
           <w:p/>
         </w:tc>
         <w:tc>
           <w:tcPr>
-            <w:tcW w:w="1642" w:type="dxa"/>
+            <w:tcW w:w="2176" w:type="dxa"/>
           </w:tcPr>
           <w:p>
             <w:r>
@@ -451,7 +800,7 @@
                           </pic:cNvPicPr>
                         </pic:nvPicPr>
                         <pic:blipFill>
-                          <a:blip r:embed="rId6" cstate="print">
+                          <a:blip r:embed="rId8" cstate="print">
                             <a:extLst>
                               <a:ext uri="{28A0092B-C50C-407E-A947-70E740481C1C}">
                                 <a14:useLocalDpi xmlns:a14="http://schemas.microsoft.com/office/drawing/2010/main" val="0"/>
@@ -488,28 +837,32 @@
       <w:tr>
         <w:tc>
           <w:tcPr>
-            <w:tcW w:w="511" w:type="dxa"/>
-          </w:tcPr>
-          <w:p>
-            <w:r>
-              <w:lastRenderedPageBreak/>
-              <w:t>3</w:t>
-            </w:r>
-          </w:p>
-        </w:tc>
-        <w:tc>
-          <w:tcPr>
-            <w:tcW w:w="1407" w:type="dxa"/>
-          </w:tcPr>
-          <w:p>
-            <w:r>
-              <w:t>Deby Deby</w:t>
-            </w:r>
-          </w:p>
-        </w:tc>
-        <w:tc>
-          <w:tcPr>
-            <w:tcW w:w="1580" w:type="dxa"/>
+            <w:tcW w:w="510" w:type="dxa"/>
+          </w:tcPr>
+          <w:p>
+            <w:r>
+              <w:t>4</w:t>
+            </w:r>
+          </w:p>
+        </w:tc>
+        <w:tc>
+          <w:tcPr>
+            <w:tcW w:w="1406" w:type="dxa"/>
+          </w:tcPr>
+          <w:p>
+            <w:r>
+              <w:t xml:space="preserve">Deby </w:t>
+            </w:r>
+            <w:proofErr w:type="spellStart"/>
+            <w:r>
+              <w:t>Deby</w:t>
+            </w:r>
+            <w:proofErr w:type="spellEnd"/>
+          </w:p>
+        </w:tc>
+        <w:tc>
+          <w:tcPr>
+            <w:tcW w:w="1577" w:type="dxa"/>
           </w:tcPr>
           <w:p>
             <w:r>
@@ -520,7 +873,39 @@
                 <w:i/>
                 <w:iCs/>
               </w:rPr>
-              <w:t>Department of Histopathology and Anatomy, Faculty of Medicine and Health Sciences, Krida Wacana Christian University, West Jakarta, 11510, Indonesi</w:t>
+              <w:t xml:space="preserve">Department of Histopathology and Anatomy, Faculty of Medicine and Health Sciences, </w:t>
+            </w:r>
+            <w:proofErr w:type="spellStart"/>
+            <w:r>
+              <w:rPr>
+                <w:i/>
+                <w:iCs/>
+              </w:rPr>
+              <w:t>Krida</w:t>
+            </w:r>
+            <w:proofErr w:type="spellEnd"/>
+            <w:r>
+              <w:rPr>
+                <w:i/>
+                <w:iCs/>
+              </w:rPr>
+              <w:t xml:space="preserve"> </w:t>
+            </w:r>
+            <w:proofErr w:type="spellStart"/>
+            <w:r>
+              <w:rPr>
+                <w:i/>
+                <w:iCs/>
+              </w:rPr>
+              <w:t>Wacana</w:t>
+            </w:r>
+            <w:proofErr w:type="spellEnd"/>
+            <w:r>
+              <w:rPr>
+                <w:i/>
+                <w:iCs/>
+              </w:rPr>
+              <w:t xml:space="preserve"> Christian University, West Jakarta, 11510, Indonesi</w:t>
             </w:r>
             <w:r>
               <w:rPr>
@@ -533,7 +918,7 @@
         </w:tc>
         <w:tc>
           <w:tcPr>
-            <w:tcW w:w="1443" w:type="dxa"/>
+            <w:tcW w:w="1222" w:type="dxa"/>
           </w:tcPr>
           <w:p/>
         </w:tc>
@@ -549,7 +934,7 @@
         </w:tc>
         <w:tc>
           <w:tcPr>
-            <w:tcW w:w="2299" w:type="dxa"/>
+            <w:tcW w:w="2357" w:type="dxa"/>
           </w:tcPr>
           <w:p>
             <w:pPr>
@@ -571,13 +956,13 @@
         </w:tc>
         <w:tc>
           <w:tcPr>
-            <w:tcW w:w="1182" w:type="dxa"/>
+            <w:tcW w:w="1067" w:type="dxa"/>
           </w:tcPr>
           <w:p/>
         </w:tc>
         <w:tc>
           <w:tcPr>
-            <w:tcW w:w="1642" w:type="dxa"/>
+            <w:tcW w:w="2176" w:type="dxa"/>
           </w:tcPr>
           <w:p>
             <w:r>
@@ -610,7 +995,7 @@
                           </pic:cNvPicPr>
                         </pic:nvPicPr>
                         <pic:blipFill>
-                          <a:blip r:embed="rId7">
+                          <a:blip r:embed="rId9">
                             <a:extLst>
                               <a:ext uri="{28A0092B-C50C-407E-A947-70E740481C1C}">
                                 <a14:useLocalDpi xmlns:a14="http://schemas.microsoft.com/office/drawing/2010/main" val="0"/>
@@ -653,27 +1038,30 @@
       <w:tr>
         <w:tc>
           <w:tcPr>
-            <w:tcW w:w="511" w:type="dxa"/>
-          </w:tcPr>
-          <w:p>
-            <w:r>
-              <w:t>4</w:t>
-            </w:r>
-          </w:p>
-        </w:tc>
-        <w:tc>
-          <w:tcPr>
-            <w:tcW w:w="1407" w:type="dxa"/>
-          </w:tcPr>
-          <w:p>
+            <w:tcW w:w="510" w:type="dxa"/>
+          </w:tcPr>
+          <w:p>
+            <w:r>
+              <w:lastRenderedPageBreak/>
+              <w:t>5</w:t>
+            </w:r>
+          </w:p>
+        </w:tc>
+        <w:tc>
+          <w:tcPr>
+            <w:tcW w:w="1406" w:type="dxa"/>
+          </w:tcPr>
+          <w:p>
+            <w:proofErr w:type="spellStart"/>
             <w:r>
               <w:t>Purnamawati</w:t>
             </w:r>
-          </w:p>
-        </w:tc>
-        <w:tc>
-          <w:tcPr>
-            <w:tcW w:w="1580" w:type="dxa"/>
+            <w:proofErr w:type="spellEnd"/>
+          </w:p>
+        </w:tc>
+        <w:tc>
+          <w:tcPr>
+            <w:tcW w:w="1577" w:type="dxa"/>
           </w:tcPr>
           <w:p>
             <w:r>
@@ -684,7 +1072,39 @@
                 <w:i/>
                 <w:iCs/>
               </w:rPr>
-              <w:t>Department of Histopathology and Anatomy, Faculty of Medicine and Health Sciences, Krida Wacana Christian University, West Jakarta, 11510, Indonesi</w:t>
+              <w:t xml:space="preserve">Department of Histopathology and Anatomy, Faculty of Medicine and Health Sciences, </w:t>
+            </w:r>
+            <w:proofErr w:type="spellStart"/>
+            <w:r>
+              <w:rPr>
+                <w:i/>
+                <w:iCs/>
+              </w:rPr>
+              <w:t>Krida</w:t>
+            </w:r>
+            <w:proofErr w:type="spellEnd"/>
+            <w:r>
+              <w:rPr>
+                <w:i/>
+                <w:iCs/>
+              </w:rPr>
+              <w:t xml:space="preserve"> </w:t>
+            </w:r>
+            <w:proofErr w:type="spellStart"/>
+            <w:r>
+              <w:rPr>
+                <w:i/>
+                <w:iCs/>
+              </w:rPr>
+              <w:t>Wacana</w:t>
+            </w:r>
+            <w:proofErr w:type="spellEnd"/>
+            <w:r>
+              <w:rPr>
+                <w:i/>
+                <w:iCs/>
+              </w:rPr>
+              <w:t xml:space="preserve"> Christian University, West Jakarta, 11510, Indonesi</w:t>
             </w:r>
             <w:r>
               <w:rPr>
@@ -697,7 +1117,7 @@
         </w:tc>
         <w:tc>
           <w:tcPr>
-            <w:tcW w:w="1443" w:type="dxa"/>
+            <w:tcW w:w="1222" w:type="dxa"/>
           </w:tcPr>
           <w:p/>
         </w:tc>
@@ -713,7 +1133,7 @@
         </w:tc>
         <w:tc>
           <w:tcPr>
-            <w:tcW w:w="2299" w:type="dxa"/>
+            <w:tcW w:w="2357" w:type="dxa"/>
           </w:tcPr>
           <w:p>
             <w:r>
@@ -732,13 +1152,13 @@
         </w:tc>
         <w:tc>
           <w:tcPr>
-            <w:tcW w:w="1182" w:type="dxa"/>
+            <w:tcW w:w="1067" w:type="dxa"/>
           </w:tcPr>
           <w:p/>
         </w:tc>
         <w:tc>
           <w:tcPr>
-            <w:tcW w:w="1642" w:type="dxa"/>
+            <w:tcW w:w="2176" w:type="dxa"/>
           </w:tcPr>
           <w:p>
             <w:r>
@@ -755,7 +1175,7 @@
                       <wp:cNvGraphicFramePr/>
                       <a:graphic xmlns:a="http://schemas.openxmlformats.org/drawingml/2006/main">
                         <a:graphicData uri="http://schemas.microsoft.com/office/word/2010/wordprocessingInk">
-                          <w14:contentPart bwMode="auto" r:id="rId8">
+                          <w14:contentPart bwMode="auto" r:id="rId10">
                             <w14:nvContentPartPr>
                               <w14:cNvContentPartPr/>
                             </w14:nvContentPartPr>
@@ -769,7 +1189,7 @@
                     </wp:inline>
                   </w:drawing>
                 </mc:Choice>
-                <mc:Fallback>
+                <mc:Fallback xmlns:w16cei="http://schemas.microsoft.com/office/word/2026/wordml/cei">
                   <w:pict>
                     <v:shapetype w14:anchorId="595652C4" id="_x0000_t75" coordsize="21600,21600" o:spt="75" o:preferrelative="t" path="m@4@5l@4@11@9@11@9@5xe" filled="f" stroked="f">
                       <v:stroke joinstyle="miter"/>
@@ -791,7 +1211,7 @@
                       <o:lock v:ext="edit" aspectratio="t"/>
                     </v:shapetype>
                     <v:shape id="Ink 9" o:spid="_x0000_i1025" type="#_x0000_t75" style="width:66pt;height:54.75pt;visibility:visible;mso-wrap-style:square" o:gfxdata="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">
-                      <v:imagedata r:id="rId9" o:title=""/>
+                      <v:imagedata r:id="rId11" o:title=""/>
                     </v:shape>
                   </w:pict>
                 </mc:Fallback>
@@ -803,17 +1223,17 @@
       <w:tr>
         <w:tc>
           <w:tcPr>
-            <w:tcW w:w="511" w:type="dxa"/>
-          </w:tcPr>
-          <w:p>
-            <w:r>
-              <w:t>5</w:t>
-            </w:r>
-          </w:p>
-        </w:tc>
-        <w:tc>
-          <w:tcPr>
-            <w:tcW w:w="1407" w:type="dxa"/>
+            <w:tcW w:w="510" w:type="dxa"/>
+          </w:tcPr>
+          <w:p>
+            <w:r>
+              <w:t>6</w:t>
+            </w:r>
+          </w:p>
+        </w:tc>
+        <w:tc>
+          <w:tcPr>
+            <w:tcW w:w="1406" w:type="dxa"/>
           </w:tcPr>
           <w:p>
             <w:r>
@@ -823,7 +1243,7 @@
         </w:tc>
         <w:tc>
           <w:tcPr>
-            <w:tcW w:w="1580" w:type="dxa"/>
+            <w:tcW w:w="1577" w:type="dxa"/>
           </w:tcPr>
           <w:p>
             <w:r>
@@ -834,15 +1254,23 @@
                 <w:i/>
                 <w:iCs/>
               </w:rPr>
-              <w:t xml:space="preserve">Emmerich Research Center, North </w:t>
-            </w:r>
-            <w:r>
-              <w:rPr>
-                <w:i/>
-                <w:iCs/>
-              </w:rPr>
-              <w:lastRenderedPageBreak/>
-              <w:t>Jakarta, 14450, Indonesi</w:t>
+              <w:t xml:space="preserve">Emmerich Research </w:t>
+            </w:r>
+            <w:proofErr w:type="spellStart"/>
+            <w:r>
+              <w:rPr>
+                <w:i/>
+                <w:iCs/>
+              </w:rPr>
+              <w:t>Center</w:t>
+            </w:r>
+            <w:proofErr w:type="spellEnd"/>
+            <w:r>
+              <w:rPr>
+                <w:i/>
+                <w:iCs/>
+              </w:rPr>
+              <w:t>, North Jakarta, 14450, Indonesi</w:t>
             </w:r>
             <w:r>
               <w:rPr>
@@ -855,7 +1283,7 @@
         </w:tc>
         <w:tc>
           <w:tcPr>
-            <w:tcW w:w="1443" w:type="dxa"/>
+            <w:tcW w:w="1222" w:type="dxa"/>
           </w:tcPr>
           <w:p/>
         </w:tc>
@@ -871,7 +1299,7 @@
         </w:tc>
         <w:tc>
           <w:tcPr>
-            <w:tcW w:w="2299" w:type="dxa"/>
+            <w:tcW w:w="2357" w:type="dxa"/>
           </w:tcPr>
           <w:p>
             <w:r>
@@ -881,41 +1309,105 @@
         </w:tc>
         <w:tc>
           <w:tcPr>
-            <w:tcW w:w="1182" w:type="dxa"/>
+            <w:tcW w:w="1067" w:type="dxa"/>
           </w:tcPr>
           <w:p/>
         </w:tc>
         <w:tc>
           <w:tcPr>
-            <w:tcW w:w="1642" w:type="dxa"/>
-          </w:tcPr>
-          <w:p/>
+            <w:tcW w:w="2176" w:type="dxa"/>
+          </w:tcPr>
+          <w:p>
+            <w:r>
+              <w:rPr>
+                <w:noProof/>
+              </w:rPr>
+              <w:drawing>
+                <wp:inline distT="0" distB="0" distL="0" distR="0" wp14:anchorId="67ADC231" wp14:editId="5E725F76">
+                  <wp:extent cx="1329690" cy="886460"/>
+                  <wp:effectExtent l="0" t="0" r="0" b="0"/>
+                  <wp:docPr id="1090885666" name="Picture 1"/>
+                  <wp:cNvGraphicFramePr>
+                    <a:graphicFrameLocks xmlns:a="http://schemas.openxmlformats.org/drawingml/2006/main" noChangeAspect="1"/>
+                  </wp:cNvGraphicFramePr>
+                  <a:graphic xmlns:a="http://schemas.openxmlformats.org/drawingml/2006/main">
+                    <a:graphicData uri="http://schemas.openxmlformats.org/drawingml/2006/picture">
+                      <pic:pic xmlns:pic="http://schemas.openxmlformats.org/drawingml/2006/picture">
+                        <pic:nvPicPr>
+                          <pic:cNvPr id="0" name="Picture 1"/>
+                          <pic:cNvPicPr>
+                            <a:picLocks noChangeAspect="1" noChangeArrowheads="1"/>
+                          </pic:cNvPicPr>
+                        </pic:nvPicPr>
+                        <pic:blipFill>
+                          <a:blip r:embed="rId12" cstate="print">
+                            <a:extLst>
+                              <a:ext uri="{28A0092B-C50C-407E-A947-70E740481C1C}">
+                                <a14:useLocalDpi xmlns:a14="http://schemas.microsoft.com/office/drawing/2010/main" val="0"/>
+                              </a:ext>
+                            </a:extLst>
+                          </a:blip>
+                          <a:srcRect/>
+                          <a:stretch>
+                            <a:fillRect/>
+                          </a:stretch>
+                        </pic:blipFill>
+                        <pic:spPr bwMode="auto">
+                          <a:xfrm>
+                            <a:off x="0" y="0"/>
+                            <a:ext cx="1329690" cy="886460"/>
+                          </a:xfrm>
+                          <a:prstGeom prst="rect">
+                            <a:avLst/>
+                          </a:prstGeom>
+                          <a:noFill/>
+                          <a:ln>
+                            <a:noFill/>
+                          </a:ln>
+                        </pic:spPr>
+                      </pic:pic>
+                    </a:graphicData>
+                  </a:graphic>
+                </wp:inline>
+              </w:drawing>
+            </w:r>
+          </w:p>
         </w:tc>
       </w:tr>
       <w:tr>
         <w:tc>
           <w:tcPr>
-            <w:tcW w:w="511" w:type="dxa"/>
-          </w:tcPr>
-          <w:p>
-            <w:r>
-              <w:t>6</w:t>
-            </w:r>
-          </w:p>
-        </w:tc>
-        <w:tc>
-          <w:tcPr>
-            <w:tcW w:w="1407" w:type="dxa"/>
-          </w:tcPr>
-          <w:p>
-            <w:r>
-              <w:t>Yudhi Nugraha</w:t>
-            </w:r>
-          </w:p>
-        </w:tc>
-        <w:tc>
-          <w:tcPr>
-            <w:tcW w:w="1580" w:type="dxa"/>
+            <w:tcW w:w="510" w:type="dxa"/>
+          </w:tcPr>
+          <w:p>
+            <w:r>
+              <w:t>7</w:t>
+            </w:r>
+          </w:p>
+        </w:tc>
+        <w:tc>
+          <w:tcPr>
+            <w:tcW w:w="1406" w:type="dxa"/>
+          </w:tcPr>
+          <w:p>
+            <w:proofErr w:type="spellStart"/>
+            <w:r>
+              <w:t>Yudhi</w:t>
+            </w:r>
+            <w:proofErr w:type="spellEnd"/>
+            <w:r>
+              <w:t xml:space="preserve"> </w:t>
+            </w:r>
+            <w:proofErr w:type="spellStart"/>
+            <w:r>
+              <w:t>Nugraha</w:t>
+            </w:r>
+            <w:proofErr w:type="spellEnd"/>
+          </w:p>
+        </w:tc>
+        <w:tc>
+          <w:tcPr>
+            <w:tcW w:w="1577" w:type="dxa"/>
           </w:tcPr>
           <w:p>
             <w:r>
@@ -926,7 +1418,23 @@
                 <w:i/>
                 <w:iCs/>
               </w:rPr>
-              <w:t>Eijkman Research Center for Molecular Biology, National Research and Innovation Agency (BRIN), Cibinong, Bogor, 16911, Indonesi</w:t>
+              <w:t xml:space="preserve">Eijkman Research </w:t>
+            </w:r>
+            <w:proofErr w:type="spellStart"/>
+            <w:r>
+              <w:rPr>
+                <w:i/>
+                <w:iCs/>
+              </w:rPr>
+              <w:t>Center</w:t>
+            </w:r>
+            <w:proofErr w:type="spellEnd"/>
+            <w:r>
+              <w:rPr>
+                <w:i/>
+                <w:iCs/>
+              </w:rPr>
+              <w:t xml:space="preserve"> for Molecular Biology, National Research and Innovation Agency (BRIN), Cibinong, Bogor, 16911, Indonesi</w:t>
             </w:r>
             <w:r>
               <w:rPr>
@@ -939,7 +1447,7 @@
         </w:tc>
         <w:tc>
           <w:tcPr>
-            <w:tcW w:w="1443" w:type="dxa"/>
+            <w:tcW w:w="1222" w:type="dxa"/>
           </w:tcPr>
           <w:p/>
         </w:tc>
@@ -955,7 +1463,7 @@
         </w:tc>
         <w:tc>
           <w:tcPr>
-            <w:tcW w:w="2299" w:type="dxa"/>
+            <w:tcW w:w="2357" w:type="dxa"/>
           </w:tcPr>
           <w:p>
             <w:r>
@@ -965,13 +1473,13 @@
         </w:tc>
         <w:tc>
           <w:tcPr>
-            <w:tcW w:w="1182" w:type="dxa"/>
+            <w:tcW w:w="1067" w:type="dxa"/>
           </w:tcPr>
           <w:p/>
         </w:tc>
         <w:tc>
           <w:tcPr>
-            <w:tcW w:w="1642" w:type="dxa"/>
+            <w:tcW w:w="2176" w:type="dxa"/>
           </w:tcPr>
           <w:p>
             <w:r>
@@ -1005,7 +1513,7 @@
                           </pic:cNvPicPr>
                         </pic:nvPicPr>
                         <pic:blipFill rotWithShape="1">
-                          <a:blip r:embed="rId10" cstate="print">
+                          <a:blip r:embed="rId13" cstate="print">
                             <a:extLst>
                               <a:ext uri="{28A0092B-C50C-407E-A947-70E740481C1C}">
                                 <a14:useLocalDpi xmlns:a14="http://schemas.microsoft.com/office/drawing/2010/main" val="0"/>
@@ -1051,17 +1559,18 @@
       <w:tr>
         <w:tc>
           <w:tcPr>
-            <w:tcW w:w="511" w:type="dxa"/>
-          </w:tcPr>
-          <w:p>
-            <w:r>
-              <w:t>7</w:t>
-            </w:r>
-          </w:p>
-        </w:tc>
-        <w:tc>
-          <w:tcPr>
-            <w:tcW w:w="1407" w:type="dxa"/>
+            <w:tcW w:w="510" w:type="dxa"/>
+          </w:tcPr>
+          <w:p>
+            <w:r>
+              <w:lastRenderedPageBreak/>
+              <w:t>8</w:t>
+            </w:r>
+          </w:p>
+        </w:tc>
+        <w:tc>
+          <w:tcPr>
+            <w:tcW w:w="1406" w:type="dxa"/>
           </w:tcPr>
           <w:p>
             <w:r>
@@ -1071,7 +1580,7 @@
         </w:tc>
         <w:tc>
           <w:tcPr>
-            <w:tcW w:w="1580" w:type="dxa"/>
+            <w:tcW w:w="1577" w:type="dxa"/>
           </w:tcPr>
           <w:p>
             <w:r>
@@ -1109,7 +1618,7 @@
         </w:tc>
         <w:tc>
           <w:tcPr>
-            <w:tcW w:w="1443" w:type="dxa"/>
+            <w:tcW w:w="1222" w:type="dxa"/>
           </w:tcPr>
           <w:p/>
         </w:tc>
@@ -1125,7 +1634,7 @@
         </w:tc>
         <w:tc>
           <w:tcPr>
-            <w:tcW w:w="2299" w:type="dxa"/>
+            <w:tcW w:w="2357" w:type="dxa"/>
           </w:tcPr>
           <w:p>
             <w:r>
@@ -1135,13 +1644,13 @@
         </w:tc>
         <w:tc>
           <w:tcPr>
-            <w:tcW w:w="1182" w:type="dxa"/>
+            <w:tcW w:w="1067" w:type="dxa"/>
           </w:tcPr>
           <w:p/>
         </w:tc>
         <w:tc>
           <w:tcPr>
-            <w:tcW w:w="1642" w:type="dxa"/>
+            <w:tcW w:w="2176" w:type="dxa"/>
           </w:tcPr>
           <w:p>
             <w:r>
@@ -1172,7 +1681,7 @@
                           <pic:cNvPicPr/>
                         </pic:nvPicPr>
                         <pic:blipFill>
-                          <a:blip r:embed="rId11" cstate="print">
+                          <a:blip r:embed="rId14" cstate="print">
                             <a:extLst>
                               <a:ext uri="{28A0092B-C50C-407E-A947-70E740481C1C}">
                                 <a14:useLocalDpi xmlns:a14="http://schemas.microsoft.com/office/drawing/2010/main" val="0"/>
@@ -1204,160 +1713,115 @@
       <w:tr>
         <w:tc>
           <w:tcPr>
-            <w:tcW w:w="511" w:type="dxa"/>
-          </w:tcPr>
-          <w:p>
-            <w:r>
-              <w:t>8</w:t>
-            </w:r>
-          </w:p>
-        </w:tc>
-        <w:tc>
-          <w:tcPr>
-            <w:tcW w:w="1407" w:type="dxa"/>
-          </w:tcPr>
-          <w:p>
-            <w:r>
-              <w:t>Agus Limanto*</w:t>
-            </w:r>
-          </w:p>
-        </w:tc>
-        <w:tc>
-          <w:tcPr>
-            <w:tcW w:w="1580" w:type="dxa"/>
-          </w:tcPr>
-          <w:p>
-            <w:r>
-              <w:rPr>
-                <w:i/>
-                <w:iCs/>
-              </w:rPr>
-              <w:t>⁶</w:t>
-            </w:r>
-            <w:r>
-              <w:rPr>
-                <w:i/>
-                <w:iCs/>
-              </w:rPr>
-              <w:t>Department of Biochemistry and Biomolecular</w:t>
-            </w:r>
-            <w:r>
-              <w:rPr>
-                <w:i/>
-                <w:iCs/>
-              </w:rPr>
-              <w:t xml:space="preserve">, Faculty of Medicine and </w:t>
-            </w:r>
-            <w:r>
-              <w:rPr>
-                <w:i/>
-                <w:iCs/>
-              </w:rPr>
-              <w:lastRenderedPageBreak/>
-              <w:t>Health Sciences, Krida Wacana Christian University, West Jakarta, 11510, Indonesi</w:t>
-            </w:r>
-            <w:r>
-              <w:rPr>
-                <w:i/>
-                <w:iCs/>
-              </w:rPr>
-              <w:t>a</w:t>
-            </w:r>
-          </w:p>
-        </w:tc>
-        <w:tc>
-          <w:tcPr>
-            <w:tcW w:w="1443" w:type="dxa"/>
-          </w:tcPr>
-          <w:p>
-            <w:r>
-              <w:lastRenderedPageBreak/>
-              <w:t>08176777781</w:t>
-            </w:r>
-          </w:p>
+            <w:tcW w:w="510" w:type="dxa"/>
+          </w:tcPr>
+          <w:p/>
+        </w:tc>
+        <w:tc>
+          <w:tcPr>
+            <w:tcW w:w="1406" w:type="dxa"/>
+          </w:tcPr>
+          <w:p/>
+        </w:tc>
+        <w:tc>
+          <w:tcPr>
+            <w:tcW w:w="1577" w:type="dxa"/>
+          </w:tcPr>
+          <w:p/>
+        </w:tc>
+        <w:tc>
+          <w:tcPr>
+            <w:tcW w:w="1222" w:type="dxa"/>
+          </w:tcPr>
+          <w:p/>
         </w:tc>
         <w:tc>
           <w:tcPr>
             <w:tcW w:w="3633" w:type="dxa"/>
           </w:tcPr>
-          <w:p>
-            <w:r>
-              <w:t>agus.limanto@ukrida.ac.id</w:t>
-            </w:r>
-          </w:p>
-        </w:tc>
-        <w:tc>
-          <w:tcPr>
-            <w:tcW w:w="2299" w:type="dxa"/>
-          </w:tcPr>
-          <w:p>
-            <w:r>
-              <w:t>https://orcid.org/0000-0002-6037-1271</w:t>
-            </w:r>
-          </w:p>
           <w:p/>
         </w:tc>
         <w:tc>
           <w:tcPr>
-            <w:tcW w:w="1182" w:type="dxa"/>
+            <w:tcW w:w="2357" w:type="dxa"/>
           </w:tcPr>
           <w:p/>
         </w:tc>
         <w:tc>
           <w:tcPr>
-            <w:tcW w:w="1642" w:type="dxa"/>
-          </w:tcPr>
-          <w:p>
-            <w:r>
-              <w:rPr>
-                <w:noProof/>
-              </w:rPr>
-              <mc:AlternateContent>
-                <mc:Choice Requires="wpi">
-                  <w:drawing>
-                    <wp:anchor distT="0" distB="0" distL="114300" distR="114300" simplePos="0" relativeHeight="251661312" behindDoc="0" locked="0" layoutInCell="1" allowOverlap="1" wp14:anchorId="16E1DF1F" wp14:editId="192617DD">
-                      <wp:simplePos x="0" y="0"/>
-                      <wp:positionH relativeFrom="column">
-                        <wp:posOffset>295910</wp:posOffset>
-                      </wp:positionH>
-                      <wp:positionV relativeFrom="paragraph">
-                        <wp:posOffset>123190</wp:posOffset>
-                      </wp:positionV>
-                      <wp:extent cx="601920" cy="875205"/>
-                      <wp:effectExtent l="57150" t="57150" r="27305" b="58420"/>
-                      <wp:wrapNone/>
-                      <wp:docPr id="2013992805" name="Ink 18"/>
-                      <wp:cNvGraphicFramePr/>
-                      <a:graphic xmlns:a="http://schemas.openxmlformats.org/drawingml/2006/main">
-                        <a:graphicData uri="http://schemas.microsoft.com/office/word/2010/wordprocessingInk">
-                          <w14:contentPart bwMode="auto" r:id="rId12">
-                            <w14:nvContentPartPr>
-                              <w14:cNvContentPartPr/>
-                            </w14:nvContentPartPr>
-                            <w14:xfrm>
-                              <a:off x="0" y="0"/>
-                              <a:ext cx="601920" cy="875205"/>
-                            </w14:xfrm>
-                          </w14:contentPart>
-                        </a:graphicData>
-                      </a:graphic>
-                    </wp:anchor>
-                  </w:drawing>
-                </mc:Choice>
-                <mc:Fallback>
-                  <w:pict>
-                    <v:shape w14:anchorId="010C56ED" id="Ink 18" o:spid="_x0000_s1026" type="#_x0000_t75" style="position:absolute;margin-left:22.6pt;margin-top:9pt;width:48.85pt;height:70.3pt;z-index:251661312;visibility:visible;mso-wrap-style:square;mso-wrap-distance-left:9pt;mso-wrap-distance-top:0;mso-wrap-distance-right:9pt;mso-wrap-distance-bottom:0;mso-position-horizontal:absolute;mso-position-horizontal-relative:text;mso-position-vertical:absolute;mso-position-vertical-relative:text" o:gfxdata="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">
-                      <v:imagedata r:id="rId13" o:title=""/>
-                    </v:shape>
-                  </w:pict>
-                </mc:Fallback>
-              </mc:AlternateContent>
-            </w:r>
-          </w:p>
+            <w:tcW w:w="1067" w:type="dxa"/>
+          </w:tcPr>
+          <w:p/>
+        </w:tc>
+        <w:tc>
+          <w:tcPr>
+            <w:tcW w:w="2176" w:type="dxa"/>
+          </w:tcPr>
+          <w:p/>
         </w:tc>
       </w:tr>
     </w:tbl>
     <w:p/>
+    <w:p>
+      <w:proofErr w:type="spellStart"/>
+      <w:proofErr w:type="gramStart"/>
+      <w:r>
+        <w:t>Keterangan</w:t>
+      </w:r>
+      <w:proofErr w:type="spellEnd"/>
+      <w:r>
+        <w:t xml:space="preserve"> :</w:t>
+      </w:r>
+      <w:proofErr w:type="gramEnd"/>
+      <w:r>
+        <w:t xml:space="preserve"> </w:t>
+      </w:r>
+      <w:proofErr w:type="spellStart"/>
+      <w:r>
+        <w:t>Penulis</w:t>
+      </w:r>
+      <w:proofErr w:type="spellEnd"/>
+      <w:r>
+        <w:t xml:space="preserve"> yang </w:t>
+      </w:r>
+      <w:proofErr w:type="spellStart"/>
+      <w:r>
+        <w:t>sebagai</w:t>
+      </w:r>
+      <w:proofErr w:type="spellEnd"/>
+      <w:r>
+        <w:t xml:space="preserve"> Correspondence Authors </w:t>
+      </w:r>
+      <w:proofErr w:type="spellStart"/>
+      <w:r>
+        <w:t>diberi</w:t>
+      </w:r>
+      <w:proofErr w:type="spellEnd"/>
+      <w:r>
+        <w:t xml:space="preserve"> </w:t>
+      </w:r>
+      <w:proofErr w:type="spellStart"/>
+      <w:r>
+        <w:t>tanda</w:t>
+      </w:r>
+      <w:proofErr w:type="spellEnd"/>
+      <w:r>
+        <w:t xml:space="preserve"> (*) di </w:t>
+      </w:r>
+      <w:proofErr w:type="spellStart"/>
+      <w:r>
+        <w:t>belakang</w:t>
+      </w:r>
+      <w:proofErr w:type="spellEnd"/>
+      <w:r>
+        <w:t xml:space="preserve"> </w:t>
+      </w:r>
+      <w:proofErr w:type="spellStart"/>
+      <w:r>
+        <w:t>namanya</w:t>
+      </w:r>
+      <w:proofErr w:type="spellEnd"/>
+    </w:p>
     <w:p>
       <w:r>
         <w:br w:type="textWrapping" w:clear="all"/>
@@ -1976,7 +2440,6 @@
   <w:style w:type="character" w:default="1" w:styleId="DefaultParagraphFont">
     <w:name w:val="Default Paragraph Font"/>
     <w:uiPriority w:val="1"/>
-    <w:semiHidden/>
     <w:unhideWhenUsed/>
   </w:style>
   <w:style w:type="table" w:default="1" w:styleId="TableNormal">
@@ -2330,6 +2793,34 @@
 </file>
 
 <file path=word/ink/ink1.xml><?xml version="1.0" encoding="utf-8"?>
+<inkml:ink xmlns:inkml="http://www.w3.org/2003/InkML">
+  <inkml:definitions>
+    <inkml:context xml:id="ctx0">
+      <inkml:inkSource xml:id="inkSrc0">
+        <inkml:traceFormat>
+          <inkml:channel name="X" type="integer" min="-2.14748E9" max="2.14748E9" units="cm"/>
+          <inkml:channel name="Y" type="integer" min="-2.14748E9" max="2.14748E9" units="cm"/>
+          <inkml:channel name="F" type="integer" max="32767" units="dev"/>
+        </inkml:traceFormat>
+        <inkml:channelProperties>
+          <inkml:channelProperty channel="X" name="resolution" value="1000" units="1/cm"/>
+          <inkml:channelProperty channel="Y" name="resolution" value="1000" units="1/cm"/>
+          <inkml:channelProperty channel="F" name="resolution" value="0" units="1/dev"/>
+        </inkml:channelProperties>
+      </inkml:inkSource>
+      <inkml:timestamp xml:id="ts0" timeString="2026-08-05T08:43:30.752"/>
+    </inkml:context>
+    <inkml:brush xml:id="br0">
+      <inkml:brushProperty name="width" value="0.05" units="cm"/>
+      <inkml:brushProperty name="height" value="0.05" units="cm"/>
+    </inkml:brush>
+  </inkml:definitions>
+  <inkml:trace contextRef="#ctx0" brushRef="#br0">147 2250 10842,'0'0'6956,"10"-23"-6409,123-360 385,-83 195-796,88-378 16,-112 429-129,-6 0 1,3-161-1,-22 76 34,-1 219-29,0 9 78,36 930 27,17-529-615,-9-141-2746,-38-233 2656,2 1 0,13 32-1,-20-62 5,-1-9-379,-1-1 882,0 0 0,0 0 0,0 0 0,-1 1 1,0-1-1,0 1 0,-1-1 0,1 1 0,-5-7 0,-41-52 190,28 39-175,-204-246-119,180 225 262,-1 1 0,-2 3 0,-81-56-1,92 80 1357,36 18-995,5 2-212,22 13 46,-8-4-119,1-1 0,1 0 0,0-1-1,0-1 1,1-1 0,41 7-1,-44-12-131,0 0 0,1-1 0,-1-2 0,1 0 0,-1 0-1,0-2 1,0-1 0,0 0 0,0-1 0,0-1-1,-1-1 1,0-1 0,-1 0 0,21-13 0,1-7-21,-2-1 1,-1-2 0,-1-2-1,-2-1 1,-1-1-1,-2-2 1,-2-1 0,36-62-1,-34 46 2,-3-1-1,-1-1 0,-4-2 0,-1 0 1,-4-1-1,12-67 0,-17 39 5,-4 0 0,-5-139 0,-3 216-16,0 0 1,-2-1 0,1 1-1,-1 0 1,-1 0 0,0 0-1,-7-17 1,8 22 27,0 2 1,0-1-1,-1 0 1,1 0-1,-1 1 1,0 0-1,0-1 1,0 1-1,-1 0 1,1 0-1,-1 1 1,0-1-1,1 1 1,-1 0-1,0 0 1,0 0-1,-1 0 1,1 1-1,0 0 1,-7-2-1,6 2-12,1 1 0,-1-1 0,1 1 0,-1 0 0,1 0 0,-1 1 0,1-1 0,-1 1 0,1 0 0,-1 0 0,1 0 0,0 1 0,-1 0-1,1-1 1,0 2 0,0-1 0,1 0 0,-6 4 0,3 0-15,0 0 0,1 0 1,0 0-1,0 1 0,0-1 0,1 1 0,0 0 0,0 1 0,-4 11 0,-1 11-8,1 0 0,1 0 0,1 1 0,-1 47 0,-5 677 284,14-470-289,45 785-247,-44-1059-1103,-5-38 856,-8-51 201,-58-171 98,-51-240 1598,113 451-1182,2 0 0,2 1 0,3-43 0,0 76-213,1-1 0,-1 1-1,1-1 1,0 1-1,0 0 1,0 0 0,0 0-1,1 0 1,0 0 0,0 0-1,0 1 1,0-1-1,0 1 1,1 0 0,-1 0-1,1 0 1,0 0 0,0 1-1,0 0 1,0 0-1,1 0 1,-1 0 0,7-2-1,4-1 1,-1 1 0,1 0 0,0 0 0,0 2 1,1 0-1,14 0 0,-26 2-2,1-1-4,-1 1 1,1 0 0,-1 1-1,1-1 1,0 1 0,-1 0-1,5 1 1,-7-1 3,-1 0 0,0 0 1,1 0-1,-1 0 0,0 0 0,1 0 0,-1 0 0,0 0 0,0 1 1,0-1-1,0 0 0,0 1 0,0-1 0,-1 1 0,1-1 1,0 1-1,-1-1 0,1 1 0,-1 0 0,1-1 0,-1 1 1,0-1-1,0 4 0,3 13 24,-2 1-1,0-1 1,-1 1 0,-1-1 0,0 1-1,-2-1 1,0 0 0,-1 0-1,-1 0 1,-1 0 0,0-1 0,-1 0-1,-10 17 1,-34 52 283,49-83-250,5-3-162,4-2 102,0 0 0,0 0 0,0-1 0,0 1 0,0-2-1,0 1 1,9-7 0,9-4-36,51-17-1025,-23 17-2800,-34 12-601</inkml:trace>
+  <inkml:trace contextRef="#ctx0" brushRef="#br0" timeOffset="253.45">0 2430 17068,'0'0'3376,"321"-184"-2960,-67 40 73,76-41-489,13 5-56,-94 39-937,-75 53-4776</inkml:trace>
+</inkml:ink>
+</file>
+
+<file path=word/ink/ink2.xml><?xml version="1.0" encoding="utf-8"?>
 <inkml:ink xmlns:inkml="http://www.w3.org/2003/InkML">
   <inkml:definitions>
     <inkml:context xml:id="ctx0">
@@ -2354,36 +2845,8 @@
   </inkml:definitions>
   <inkml:trace contextRef="#ctx0" brushRef="#br0">1 1887 8192,'2'-7'0,"17"-47"0,170-388 0,25 15 0,29 17 0,-164 296 0,-49 73 114,60-62 0,-55 70 488,-30 30-661,-1 0 0,0 0-1,1 0 1,-1 1-1,1 0 1,6-3-1,-10 5 75,0 0 1,0-1-1,0 1 0,0 0 1,0 0-1,1-1 0,-1 1 1,0 0-1,0 0 0,0 0 1,1 1-1,-1-1 0,0 0 1,0 0-1,0 1 0,2 0 1,-1 0-33,-1-1 1,0 1 0,0 0 0,0 0-1,0 0 1,0 0 0,0 0-1,-1 0 1,1 1 0,0-1 0,0 0-1,-1 0 1,1 0 0,-1 1-1,1 0 1,1 6 256,0-1 0,0 0 0,-1 1-1,1 9 1,-2 36 1394,0-35-1106,-3 91 2790,-33 427-657,1-7-1860,33-445 112,3-62-913</inkml:trace>
   <inkml:trace contextRef="#ctx0" brushRef="#br0" timeOffset="841.48">730 1220 8192,'1'0'0,"-1"-1"0,1 1 0,-1 0 0,1-1 0,-1 1 0,1-1 0,-1 1 0,1-1 0,-1 1 0,1-1 0,-1-1 0,4-2 0,84-99 142,27-32 240,6 8-161,-100 110-594,-21 16 390,0 1 0,1 0 0,-1-1 0,1 1 0,-1 0 0,1-1 0,-1 1 0,1 0-1,-1 0 1,1 0 0,-1-1 0,1 1 0,0 0 0,-1 0 0,1 0 0,-1 0 0,1 0 0,0 0 0,-1 0 14,0 1 0,1-1 1,-1 0-1,0 0 0,1 0 1,-1 0-1,0 1 0,0-1 1,0 0-1,1 0 0,-1 1 1,0-1-1,0 0 0,0 0 1,0 1-1,1-1 0,-1 0 1,0 1-1,0-1 0,0 0 1,0 1-1,0-1 0,0 4 204,0-1 0,0 0 1,0 1-1,-1 4 0,1-6-225,-3 17 304,0-4-195,1 0 0,0 25 0,2-39-39,0 1 0,0-1-1,0 1 1,1 0 0,-1-1 0,0 1 0,1-1 0,-1 1 0,1-1 0,-1 0 0,1 1 0,0-1-1,-1 1 1,1-1 0,0 0 0,2 3 0,-2-4-193,0 1-1,0-1 0,0 1 1,1-1-1,-1 1 1,0-1-1,0 0 1,0 0-1,1 1 1,-1-1-1,0 0 0,0 0 1,0 0-1,1-1 1,-1 1-1,0 0 1,0 0-1,0-1 1,1 1-1,-1 0 1,0-1-1,2-1 0,13-6-306,1-2-1,-1 0 0,0-1 1,20-18-1,29-20 735,-63 47-99,0 1 0,1 0-1,-1-1 1,1 1 0,-1 0 0,1 0 0,-1 1 0,4-2 0,-5 2-69,0 0 1,0 0-1,0 0 1,0 0 0,0 1-1,0-1 1,0 0-1,-1 0 1,1 1 0,0-1-1,0 0 1,0 1-1,-1-1 1,1 1 0,0-1-1,0 1 1,-1-1-1,1 1 1,0 0-1,-1-1 1,1 1 0,-1 0-1,1-1 1,-1 1-1,1 0 1,-1 0 0,1 0-1,3 9-1011,0 0 0,0 0 0,2 15 0,-3-14-46,1 1 0,5 14 0,-8-24 900,0 0-1,0 0 1,1 0-1,-1 0 1,0 0-1,1 0 1,1 2-1,-2-3 13,0-1 0,0 1 0,0-1 0,-1 1 0,1-1-1,0 1 1,0-1 0,0 0 0,0 1 0,0-1 0,0 0-1,0 0 1,0 1 0,0-1 0,0 0 0,0 0 0,0 0-1,0-1 1,0 1 0,0 0 0,1 0 0,2-2-1,0 0 0,0 1 0,-1-1 0,1 0 0,0-1 0,-1 1 0,0-1 0,4-3 0,8-8 0,24-30 0,31-51 0,35-71 0,151-323 0,-201 359 0,-48 111 0,-17 41 0,-21 53 0,-18 52 0,-9 40 0,-70 289 0,102-331 0,-17 219 0,42-143 0,4-168 0,1-1 0,1 1 0,19 61 0,-19-80 112,12 25 0,-14-35-1,-1 0 1,1 0-1,-1 0 0,1 0 1,0-1-1,1 1 0,-1-1 0,1 0 1,5 4-1,-8-6 120,0 0 0,-1-1 0,1 1 0,0-1-1,0 1 1,0-1 0,-1 0 0,1 1 0,0-1 0,0 0 0,0 0 0,0 0-1,0 1 1,0-1 0,-1 0 0,1 0 0,0 0 0,0 0 0,0-1-1,0 1 1,0 0 0,0 0 0,0 0 0,0-1 0,-1 1 0,1 0 0,0-1-1,1 0 1,6-8 665</inkml:trace>
-  <inkml:trace contextRef="#ctx0" brushRef="#br0" timeOffset="1031.84">1543 542 8192,'0'0'0,"5"0"0,9 1 0,16-3 0,24-4 0,24-4 0,-2-2 0</inkml:trace>
+  <inkml:trace contextRef="#ctx0" brushRef="#br0" timeOffset="1031.83">1543 542 8192,'0'0'0,"5"0"0,9 1 0,16-3 0,24-4 0,24-4 0,-2-2 0</inkml:trace>
   <inkml:trace contextRef="#ctx0" brushRef="#br0" timeOffset="1348.02">1475 1669 8192,'0'0'0,"0"0"0,6-6 0,14-16 0,19-20 0,22-18 0,20-11 0,18-5 0,14 3 0,13 7 0,12 8 0,-17 15 0</inkml:trace>
-</inkml:ink>
-</file>
-
-<file path=word/ink/ink2.xml><?xml version="1.0" encoding="utf-8"?>
-<inkml:ink xmlns:inkml="http://www.w3.org/2003/InkML">
-  <inkml:definitions>
-    <inkml:context xml:id="ctx0">
-      <inkml:inkSource xml:id="inkSrc0">
-        <inkml:traceFormat>
-          <inkml:channel name="X" type="integer" min="-2.14748E9" max="2.14748E9" units="cm"/>
-          <inkml:channel name="Y" type="integer" min="-2.14748E9" max="2.14748E9" units="cm"/>
-          <inkml:channel name="F" type="integer" max="32767" units="dev"/>
-        </inkml:traceFormat>
-        <inkml:channelProperties>
-          <inkml:channelProperty channel="X" name="resolution" value="1000" units="1/cm"/>
-          <inkml:channelProperty channel="Y" name="resolution" value="1000" units="1/cm"/>
-          <inkml:channelProperty channel="F" name="resolution" value="0" units="1/dev"/>
-        </inkml:channelProperties>
-      </inkml:inkSource>
-      <inkml:timestamp xml:id="ts0" timeString="2026-08-05T08:43:30.752"/>
-    </inkml:context>
-    <inkml:brush xml:id="br0">
-      <inkml:brushProperty name="width" value="0.05" units="cm"/>
-      <inkml:brushProperty name="height" value="0.05" units="cm"/>
-    </inkml:brush>
-  </inkml:definitions>
-  <inkml:trace contextRef="#ctx0" brushRef="#br0">147 2250 10842,'0'0'6956,"10"-23"-6409,123-360 385,-83 195-796,88-378 16,-112 429-129,-6 0 1,3-161-1,-22 76 34,-1 219-29,0 9 78,36 930 27,17-529-615,-9-141-2746,-38-233 2656,2 1 0,13 32-1,-20-62 5,-1-9-379,-1-1 882,0 0 0,0 0 0,0 0 0,-1 1 1,0-1-1,0 1 0,-1-1 0,1 1 0,-5-7 0,-41-52 190,28 39-175,-204-246-119,180 225 262,-1 1 0,-2 3 0,-81-56-1,92 80 1357,36 18-995,5 2-212,22 13 46,-8-4-119,1-1 0,1 0 0,0-1-1,0-1 1,1-1 0,41 7-1,-44-12-131,0 0 0,1-1 0,-1-2 0,1 0 0,-1 0-1,0-2 1,0-1 0,0 0 0,0-1 0,0-1-1,-1-1 1,0-1 0,-1 0 0,21-13 0,1-7-21,-2-1 1,-1-2 0,-1-2-1,-2-1 1,-1-1-1,-2-2 1,-2-1 0,36-62-1,-34 46 2,-3-1-1,-1-1 0,-4-2 0,-1 0 1,-4-1-1,12-67 0,-17 39 5,-4 0 0,-5-139 0,-3 216-16,0 0 1,-2-1 0,1 1-1,-1 0 1,-1 0 0,0 0-1,-7-17 1,8 22 27,0 2 1,0-1-1,-1 0 1,1 0-1,-1 1 1,0 0-1,0-1 1,0 1-1,-1 0 1,1 0-1,-1 1 1,0-1-1,1 1 1,-1 0-1,0 0 1,0 0-1,-1 0 1,1 1-1,0 0 1,-7-2-1,6 2-12,1 1 0,-1-1 0,1 1 0,-1 0 0,1 0 0,-1 1 0,1-1 0,-1 1 0,1 0 0,-1 0 0,1 0 0,0 1 0,-1 0-1,1-1 1,0 2 0,0-1 0,1 0 0,-6 4 0,3 0-15,0 0 0,1 0 1,0 0-1,0 1 0,0-1 0,1 1 0,0 0 0,0 1 0,-4 11 0,-1 11-8,1 0 0,1 0 0,1 1 0,-1 47 0,-5 677 284,14-470-289,45 785-247,-44-1059-1103,-5-38 856,-8-51 201,-58-171 98,-51-240 1598,113 451-1182,2 0 0,2 1 0,3-43 0,0 76-213,1-1 0,-1 1-1,1-1 1,0 1-1,0 0 1,0 0 0,0 0-1,1 0 1,0 0 0,0 0-1,0 1 1,0-1-1,0 1 1,1 0 0,-1 0-1,1 0 1,0 0 0,0 1-1,0 0 1,0 0-1,1 0 1,-1 0 0,7-2-1,4-1 1,-1 1 0,1 0 0,0 0 0,0 2 1,1 0-1,14 0 0,-26 2-2,1-1-4,-1 1 1,1 0 0,-1 1-1,1-1 1,0 1 0,-1 0-1,5 1 1,-7-1 3,-1 0 0,0 0 1,1 0-1,-1 0 0,0 0 0,1 0 0,-1 0 0,0 0 0,0 1 1,0-1-1,0 0 0,0 1 0,0-1 0,-1 1 0,1-1 1,0 1-1,-1-1 0,1 1 0,-1 0 0,1-1 0,-1 1 1,0-1-1,0 4 0,3 13 24,-2 1-1,0-1 1,-1 1 0,-1-1 0,0 1-1,-2-1 1,0 0 0,-1 0-1,-1 0 1,-1 0 0,0-1 0,-1 0-1,-10 17 1,-34 52 283,49-83-250,5-3-162,4-2 102,0 0 0,0 0 0,0-1 0,0 1 0,0-2-1,0 1 1,9-7 0,9-4-36,51-17-1025,-23 17-2800,-34 12-601</inkml:trace>
-  <inkml:trace contextRef="#ctx0" brushRef="#br0" timeOffset="253.45">0 2430 17068,'0'0'3376,"321"-184"-2960,-67 40 73,76-41-489,13 5-56,-94 39-937,-75 53-4776</inkml:trace>
 </inkml:ink>
 </file>
 
